--- a/RESUME.RASHMI KHADKA.docx
+++ b/RESUME.RASHMI KHADKA.docx
@@ -1,6 +1,6 @@
 
 <file path=word/document.xml><?xml version="1.0" encoding="utf-8"?>
-<w:document xmlns:wpc="http://schemas.microsoft.com/office/word/2010/wordprocessingCanvas" xmlns:cx="http://schemas.microsoft.com/office/drawing/2014/chartex" xmlns:cx1="http://schemas.microsoft.com/office/drawing/2015/9/8/chartex" xmlns:cx2="http://schemas.microsoft.com/office/drawing/2015/10/21/chartex" xmlns:cx3="http://schemas.microsoft.com/office/drawing/2016/5/9/chartex" xmlns:cx4="http://schemas.microsoft.com/office/drawing/2016/5/10/chartex" xmlns:cx5="http://schemas.microsoft.com/office/drawing/2016/5/11/chartex" xmlns:cx6="http://schemas.microsoft.com/office/drawing/2016/5/12/chartex" xmlns:cx7="http://schemas.microsoft.com/office/drawing/2016/5/13/chartex" xmlns:cx8="http://schemas.microsoft.com/office/drawing/2016/5/14/chartex" xmlns:mc="http://schemas.openxmlformats.org/markup-compatibility/2006" xmlns:aink="http://schemas.microsoft.com/office/drawing/2016/ink" xmlns:am3d="http://schemas.microsoft.com/office/drawing/2017/model3d" xmlns:o="urn:schemas-microsoft-com:office:office" xmlns:r="http://schemas.openxmlformats.org/officeDocument/2006/relationships" xmlns:m="http://schemas.openxmlformats.org/officeDocument/2006/math" xmlns:v="urn:schemas-microsoft-com:vml" xmlns:wp14="http://schemas.microsoft.com/office/word/2010/wordprocessingDrawing" xmlns:wp="http://schemas.openxmlformats.org/drawingml/2006/wordprocessingDrawing" xmlns:w10="urn:schemas-microsoft-com:office:word" xmlns:w="http://schemas.openxmlformats.org/wordprocessingml/2006/main" xmlns:w14="http://schemas.microsoft.com/office/word/2010/wordml" xmlns:w15="http://schemas.microsoft.com/office/word/2012/wordml" xmlns:w16cex="http://schemas.microsoft.com/office/word/2018/wordml/cex" xmlns:w16cid="http://schemas.microsoft.com/office/word/2016/wordml/cid" xmlns:w16="http://schemas.microsoft.com/office/word/2018/wordml" xmlns:w16sdtdh="http://schemas.microsoft.com/office/word/2020/wordml/sdtdatahash" xmlns:w16se="http://schemas.microsoft.com/office/word/2015/wordml/symex" xmlns:wpg="http://schemas.microsoft.com/office/word/2010/wordprocessingGroup" xmlns:wpi="http://schemas.microsoft.com/office/word/2010/wordprocessingInk" xmlns:wne="http://schemas.microsoft.com/office/word/2006/wordml" xmlns:wps="http://schemas.microsoft.com/office/word/2010/wordprocessingShape" mc:Ignorable="w14 w15 w16se w16cid w16 w16cex w16sdtdh wp14">
+<w:document xmlns:wpc="http://schemas.microsoft.com/office/word/2010/wordprocessingCanvas" xmlns:cx="http://schemas.microsoft.com/office/drawing/2014/chartex" xmlns:cx1="http://schemas.microsoft.com/office/drawing/2015/9/8/chartex" xmlns:cx2="http://schemas.microsoft.com/office/drawing/2015/10/21/chartex" xmlns:cx3="http://schemas.microsoft.com/office/drawing/2016/5/9/chartex" xmlns:cx4="http://schemas.microsoft.com/office/drawing/2016/5/10/chartex" xmlns:cx5="http://schemas.microsoft.com/office/drawing/2016/5/11/chartex" xmlns:cx6="http://schemas.microsoft.com/office/drawing/2016/5/12/chartex" xmlns:cx7="http://schemas.microsoft.com/office/drawing/2016/5/13/chartex" xmlns:cx8="http://schemas.microsoft.com/office/drawing/2016/5/14/chartex" xmlns:mc="http://schemas.openxmlformats.org/markup-compatibility/2006" xmlns:aink="http://schemas.microsoft.com/office/drawing/2016/ink" xmlns:am3d="http://schemas.microsoft.com/office/drawing/2017/model3d" xmlns:o="urn:schemas-microsoft-com:office:office" xmlns:oel="http://schemas.microsoft.com/office/2019/extlst" xmlns:r="http://schemas.openxmlformats.org/officeDocument/2006/relationships" xmlns:m="http://schemas.openxmlformats.org/officeDocument/2006/math" xmlns:v="urn:schemas-microsoft-com:vml" xmlns:wp14="http://schemas.microsoft.com/office/word/2010/wordprocessingDrawing" xmlns:wp="http://schemas.openxmlformats.org/drawingml/2006/wordprocessingDrawing" xmlns:w10="urn:schemas-microsoft-com:office:word" xmlns:w="http://schemas.openxmlformats.org/wordprocessingml/2006/main" xmlns:w14="http://schemas.microsoft.com/office/word/2010/wordml" xmlns:w15="http://schemas.microsoft.com/office/word/2012/wordml" xmlns:w16cex="http://schemas.microsoft.com/office/word/2018/wordml/cex" xmlns:w16cid="http://schemas.microsoft.com/office/word/2016/wordml/cid" xmlns:w16="http://schemas.microsoft.com/office/word/2018/wordml" xmlns:w16du="http://schemas.microsoft.com/office/word/2023/wordml/word16du" xmlns:w16sdtdh="http://schemas.microsoft.com/office/word/2020/wordml/sdtdatahash" xmlns:w16sdtfl="http://schemas.microsoft.com/office/word/2024/wordml/sdtformatlock" xmlns:w16se="http://schemas.microsoft.com/office/word/2015/wordml/symex" xmlns:wpg="http://schemas.microsoft.com/office/word/2010/wordprocessingGroup" xmlns:wpi="http://schemas.microsoft.com/office/word/2010/wordprocessingInk" xmlns:wne="http://schemas.microsoft.com/office/word/2006/wordml" xmlns:wps="http://schemas.microsoft.com/office/word/2010/wordprocessingShape" mc:Ignorable="w14 w15 w16se w16cid w16 w16cex w16sdtdh w16sdtfl w16du wp14">
   <w:body>
     <w:p>
       <w:pPr>
@@ -210,7 +210,7 @@
               </wp:inline>
             </w:drawing>
           </mc:Choice>
-          <mc:Fallback xmlns:w16sdtfl="http://schemas.microsoft.com/office/word/2024/wordml/sdtformatlock" xmlns:w16du="http://schemas.microsoft.com/office/word/2023/wordml/word16du" xmlns:oel="http://schemas.microsoft.com/office/2019/extlst">
+          <mc:Fallback>
             <w:pict>
               <v:line w14:anchorId="7D03F9D2" id="Straight Connector 1" o:spid="_x0000_s1026" alt="&quot;&quot;" style="visibility:visible;mso-wrap-style:square;mso-left-percent:-10001;mso-top-percent:-10001;mso-position-horizontal:absolute;mso-position-horizontal-relative:char;mso-position-vertical:absolute;mso-position-vertical-relative:line;mso-left-percent:-10001;mso-top-percent:-10001" from="0,0" to="468pt,0" o:gfxdata="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" strokecolor="black [3213]" strokeweight="1pt">
                 <v:stroke joinstyle="miter"/>
@@ -450,7 +450,7 @@
               </wp:inline>
             </w:drawing>
           </mc:Choice>
-          <mc:Fallback xmlns:w16sdtfl="http://schemas.microsoft.com/office/word/2024/wordml/sdtformatlock" xmlns:w16du="http://schemas.microsoft.com/office/word/2023/wordml/word16du" xmlns:oel="http://schemas.microsoft.com/office/2019/extlst">
+          <mc:Fallback>
             <w:pict>
               <v:line w14:anchorId="7A30B645" id="Straight Connector 1" o:spid="_x0000_s1026" alt="&quot;&quot;" style="visibility:visible;mso-wrap-style:square;mso-left-percent:-10001;mso-top-percent:-10001;mso-position-horizontal:absolute;mso-position-horizontal-relative:char;mso-position-vertical:absolute;mso-position-vertical-relative:line;mso-left-percent:-10001;mso-top-percent:-10001" from="0,0" to="468pt,0" o:gfxdata="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" strokecolor="black [3213]" strokeweight="1pt">
                 <v:stroke joinstyle="miter"/>
@@ -480,142 +480,95 @@
           <w:sz w:val="22"/>
           <w:szCs w:val="22"/>
         </w:rPr>
-        <w:t>LaGuardia Community College, Long Island City, NY</w:t>
-      </w:r>
-      <w:r>
-        <w:rPr>
-          <w:rFonts w:ascii="Times New Roman" w:hAnsi="Times New Roman" w:cs="Times New Roman"/>
+        <w:t>The City College of New York, NY</w:t>
+      </w:r>
+      <w:r>
+        <w:rPr>
+          <w:rFonts w:ascii="Times New Roman" w:hAnsi="Times New Roman" w:cs="Times New Roman"/>
+          <w:b w:val="0"/>
+          <w:bCs/>
           <w:sz w:val="22"/>
           <w:szCs w:val="22"/>
         </w:rPr>
         <w:tab/>
-      </w:r>
-      <w:r>
-        <w:rPr>
-          <w:rFonts w:ascii="Times New Roman" w:hAnsi="Times New Roman" w:cs="Times New Roman"/>
-          <w:b w:val="0"/>
-          <w:bCs/>
-          <w:sz w:val="22"/>
-          <w:szCs w:val="22"/>
-        </w:rPr>
-        <w:t>Expected: 6/</w:t>
-      </w:r>
-      <w:r>
-        <w:rPr>
-          <w:rFonts w:ascii="Times New Roman" w:hAnsi="Times New Roman" w:cs="Times New Roman"/>
-          <w:b w:val="0"/>
-          <w:bCs/>
-          <w:sz w:val="22"/>
-          <w:szCs w:val="22"/>
-        </w:rPr>
-        <w:t>2025</w:t>
-      </w:r>
-      <w:r>
-        <w:rPr>
-          <w:b w:val="0"/>
-          <w:bCs/>
-          <w:sz w:val="22"/>
-          <w:szCs w:val="21"/>
-        </w:rPr>
-        <w:tab/>
+        <w:t>Present</w:t>
       </w:r>
     </w:p>
     <w:p>
       <w:pPr>
-        <w:spacing w:line="240" w:lineRule="auto"/>
-        <w:rPr>
-          <w:rFonts w:ascii="Times New Roman" w:hAnsi="Times New Roman" w:cs="Times New Roman"/>
-        </w:rPr>
-      </w:pPr>
-      <w:r>
-        <w:rPr>
-          <w:rFonts w:ascii="Times New Roman" w:hAnsi="Times New Roman" w:cs="Times New Roman"/>
-          <w:b/>
-          <w:bCs/>
-        </w:rPr>
-        <w:t xml:space="preserve">Associate in </w:t>
-      </w:r>
-      <w:r>
-        <w:rPr>
-          <w:rFonts w:ascii="Times New Roman" w:hAnsi="Times New Roman" w:cs="Times New Roman"/>
-          <w:b/>
-          <w:bCs/>
-        </w:rPr>
-        <w:t>S</w:t>
-      </w:r>
-      <w:r>
-        <w:rPr>
-          <w:rFonts w:ascii="Times New Roman" w:hAnsi="Times New Roman" w:cs="Times New Roman"/>
-          <w:b/>
-          <w:bCs/>
-        </w:rPr>
-        <w:t>cience</w:t>
-      </w:r>
-      <w:r>
-        <w:rPr>
-          <w:rFonts w:ascii="Times New Roman" w:hAnsi="Times New Roman" w:cs="Times New Roman"/>
-          <w:b/>
-          <w:bCs/>
-        </w:rPr>
-        <w:t xml:space="preserve"> Degree</w:t>
-      </w:r>
-      <w:r>
-        <w:rPr>
-          <w:rFonts w:ascii="Times New Roman" w:hAnsi="Times New Roman" w:cs="Times New Roman"/>
-          <w:b/>
-          <w:bCs/>
-        </w:rPr>
-        <w:t>, Computer Science</w:t>
-      </w:r>
-      <w:r>
-        <w:rPr>
-          <w:rFonts w:ascii="Times New Roman" w:hAnsi="Times New Roman" w:cs="Times New Roman"/>
-        </w:rPr>
-        <w:t xml:space="preserve">               </w:t>
-      </w:r>
-      <w:r>
-        <w:rPr>
-          <w:rFonts w:ascii="Times New Roman" w:hAnsi="Times New Roman" w:cs="Times New Roman"/>
-        </w:rPr>
-        <w:t xml:space="preserve">      </w:t>
-      </w:r>
-      <w:r>
-        <w:rPr>
-          <w:rFonts w:ascii="Times New Roman" w:hAnsi="Times New Roman" w:cs="Times New Roman"/>
-        </w:rPr>
-        <w:t xml:space="preserve">  </w:t>
-      </w:r>
-      <w:r>
-        <w:rPr>
-          <w:rFonts w:ascii="Times New Roman" w:hAnsi="Times New Roman" w:cs="Times New Roman"/>
-        </w:rPr>
-        <w:t xml:space="preserve">   </w:t>
+        <w:pStyle w:val="Heading2"/>
+        <w:rPr>
+          <w:rFonts w:ascii="Times New Roman" w:hAnsi="Times New Roman" w:cs="Times New Roman"/>
+          <w:sz w:val="22"/>
+          <w:szCs w:val="22"/>
+        </w:rPr>
+      </w:pPr>
+      <w:r>
+        <w:rPr>
+          <w:rFonts w:ascii="Times New Roman" w:hAnsi="Times New Roman" w:cs="Times New Roman"/>
+          <w:sz w:val="22"/>
+          <w:szCs w:val="22"/>
+        </w:rPr>
+        <w:t>Bachelor in Science, Computer Science</w:t>
       </w:r>
     </w:p>
     <w:p>
       <w:pPr>
-        <w:spacing w:line="240" w:lineRule="auto"/>
-        <w:rPr>
-          <w:rFonts w:ascii="Times New Roman" w:hAnsi="Times New Roman" w:cs="Times New Roman"/>
-        </w:rPr>
-      </w:pPr>
-      <w:r>
-        <w:rPr>
-          <w:rFonts w:ascii="Times New Roman" w:hAnsi="Times New Roman" w:cs="Times New Roman"/>
-        </w:rPr>
-        <w:t>GPA: 3.</w:t>
-      </w:r>
-      <w:r>
-        <w:rPr>
-          <w:rFonts w:ascii="Times New Roman" w:hAnsi="Times New Roman" w:cs="Times New Roman"/>
-        </w:rPr>
-        <w:t>7</w:t>
-      </w:r>
-      <w:r>
-        <w:rPr>
-          <w:rFonts w:ascii="Times New Roman" w:hAnsi="Times New Roman" w:cs="Times New Roman"/>
-        </w:rPr>
-        <w:t>96</w:t>
+        <w:pStyle w:val="Heading2"/>
+        <w:rPr>
+          <w:rFonts w:ascii="Times New Roman" w:hAnsi="Times New Roman" w:cs="Times New Roman"/>
+          <w:b w:val="0"/>
+          <w:bCs/>
+          <w:sz w:val="22"/>
+          <w:szCs w:val="22"/>
+        </w:rPr>
+      </w:pPr>
+      <w:r>
+        <w:rPr>
+          <w:rFonts w:ascii="Times New Roman" w:hAnsi="Times New Roman" w:cs="Times New Roman"/>
+          <w:b w:val="0"/>
+          <w:bCs/>
+          <w:sz w:val="22"/>
+          <w:szCs w:val="22"/>
+        </w:rPr>
+        <w:t>LaGuardia Community College, Long Island City, NY</w:t>
+      </w:r>
+      <w:r>
+        <w:rPr>
+          <w:rFonts w:ascii="Times New Roman" w:hAnsi="Times New Roman" w:cs="Times New Roman"/>
+          <w:sz w:val="22"/>
+          <w:szCs w:val="22"/>
+        </w:rPr>
+        <w:tab/>
+      </w:r>
+      <w:r>
+        <w:rPr>
+          <w:rFonts w:ascii="Times New Roman" w:hAnsi="Times New Roman" w:cs="Times New Roman"/>
+          <w:b w:val="0"/>
+          <w:bCs/>
+          <w:sz w:val="22"/>
+          <w:szCs w:val="22"/>
+        </w:rPr>
+        <w:t>Graduated</w:t>
+      </w:r>
+      <w:r>
+        <w:rPr>
+          <w:rFonts w:ascii="Times New Roman" w:hAnsi="Times New Roman" w:cs="Times New Roman"/>
+          <w:b w:val="0"/>
+          <w:bCs/>
+          <w:sz w:val="22"/>
+          <w:szCs w:val="22"/>
+        </w:rPr>
+        <w:t>: 6/2025</w:t>
+      </w:r>
+      <w:r>
+        <w:rPr>
+          <w:b w:val="0"/>
+          <w:bCs/>
+          <w:sz w:val="22"/>
+          <w:szCs w:val="21"/>
+        </w:rPr>
+        <w:tab/>
       </w:r>
     </w:p>
     <w:p>
@@ -623,16 +576,114 @@
         <w:spacing w:line="240" w:lineRule="auto"/>
         <w:rPr>
           <w:rFonts w:ascii="Times New Roman" w:hAnsi="Times New Roman" w:cs="Times New Roman"/>
+        </w:rPr>
+      </w:pPr>
+      <w:r>
+        <w:rPr>
+          <w:rFonts w:ascii="Times New Roman" w:hAnsi="Times New Roman" w:cs="Times New Roman"/>
           <w:b/>
           <w:bCs/>
         </w:rPr>
-      </w:pPr>
+        <w:t xml:space="preserve">Associate in </w:t>
+      </w:r>
       <w:r>
         <w:rPr>
           <w:rFonts w:ascii="Times New Roman" w:hAnsi="Times New Roman" w:cs="Times New Roman"/>
           <w:b/>
           <w:bCs/>
         </w:rPr>
+        <w:t>S</w:t>
+      </w:r>
+      <w:r>
+        <w:rPr>
+          <w:rFonts w:ascii="Times New Roman" w:hAnsi="Times New Roman" w:cs="Times New Roman"/>
+          <w:b/>
+          <w:bCs/>
+        </w:rPr>
+        <w:t>cience</w:t>
+      </w:r>
+      <w:r>
+        <w:rPr>
+          <w:rFonts w:ascii="Times New Roman" w:hAnsi="Times New Roman" w:cs="Times New Roman"/>
+          <w:b/>
+          <w:bCs/>
+        </w:rPr>
+        <w:t xml:space="preserve"> Degree</w:t>
+      </w:r>
+      <w:r>
+        <w:rPr>
+          <w:rFonts w:ascii="Times New Roman" w:hAnsi="Times New Roman" w:cs="Times New Roman"/>
+          <w:b/>
+          <w:bCs/>
+        </w:rPr>
+        <w:t>, Computer Science</w:t>
+      </w:r>
+      <w:r>
+        <w:rPr>
+          <w:rFonts w:ascii="Times New Roman" w:hAnsi="Times New Roman" w:cs="Times New Roman"/>
+        </w:rPr>
+        <w:t xml:space="preserve">               </w:t>
+      </w:r>
+      <w:r>
+        <w:rPr>
+          <w:rFonts w:ascii="Times New Roman" w:hAnsi="Times New Roman" w:cs="Times New Roman"/>
+        </w:rPr>
+        <w:t xml:space="preserve">      </w:t>
+      </w:r>
+      <w:r>
+        <w:rPr>
+          <w:rFonts w:ascii="Times New Roman" w:hAnsi="Times New Roman" w:cs="Times New Roman"/>
+        </w:rPr>
+        <w:t xml:space="preserve">  </w:t>
+      </w:r>
+      <w:r>
+        <w:rPr>
+          <w:rFonts w:ascii="Times New Roman" w:hAnsi="Times New Roman" w:cs="Times New Roman"/>
+        </w:rPr>
+        <w:t xml:space="preserve">   </w:t>
+      </w:r>
+    </w:p>
+    <w:p>
+      <w:pPr>
+        <w:spacing w:line="240" w:lineRule="auto"/>
+        <w:rPr>
+          <w:rFonts w:ascii="Times New Roman" w:hAnsi="Times New Roman" w:cs="Times New Roman"/>
+        </w:rPr>
+      </w:pPr>
+      <w:r>
+        <w:rPr>
+          <w:rFonts w:ascii="Times New Roman" w:hAnsi="Times New Roman" w:cs="Times New Roman"/>
+        </w:rPr>
+        <w:t>GPA: 3.</w:t>
+      </w:r>
+      <w:r>
+        <w:rPr>
+          <w:rFonts w:ascii="Times New Roman" w:hAnsi="Times New Roman" w:cs="Times New Roman"/>
+        </w:rPr>
+        <w:t>7</w:t>
+      </w:r>
+      <w:r>
+        <w:rPr>
+          <w:rFonts w:ascii="Times New Roman" w:hAnsi="Times New Roman" w:cs="Times New Roman"/>
+        </w:rPr>
+        <w:t>96</w:t>
+      </w:r>
+    </w:p>
+    <w:p>
+      <w:pPr>
+        <w:spacing w:line="240" w:lineRule="auto"/>
+        <w:rPr>
+          <w:rFonts w:ascii="Times New Roman" w:hAnsi="Times New Roman" w:cs="Times New Roman"/>
+          <w:b/>
+          <w:bCs/>
+        </w:rPr>
+      </w:pPr>
+      <w:r>
+        <w:rPr>
+          <w:rFonts w:ascii="Times New Roman" w:hAnsi="Times New Roman" w:cs="Times New Roman"/>
+          <w:b/>
+          <w:bCs/>
+        </w:rPr>
         <w:t xml:space="preserve">Dean’s List: </w:t>
       </w:r>
       <w:r>
@@ -645,31 +696,25 @@
         <w:rPr>
           <w:rFonts w:ascii="Times New Roman" w:hAnsi="Times New Roman" w:cs="Times New Roman"/>
         </w:rPr>
-        <w:t xml:space="preserve"> -</w:t>
-      </w:r>
-      <w:r>
-        <w:rPr>
-          <w:rFonts w:ascii="Times New Roman" w:hAnsi="Times New Roman" w:cs="Times New Roman"/>
-        </w:rPr>
         <w:t xml:space="preserve"> </w:t>
       </w:r>
       <w:r>
         <w:rPr>
           <w:rFonts w:ascii="Times New Roman" w:hAnsi="Times New Roman" w:cs="Times New Roman"/>
         </w:rPr>
-        <w:t>Fall</w:t>
-      </w:r>
-      <w:r>
-        <w:rPr>
-          <w:rFonts w:ascii="Times New Roman" w:hAnsi="Times New Roman" w:cs="Times New Roman"/>
-        </w:rPr>
-        <w:t xml:space="preserve"> 202</w:t>
-      </w:r>
-      <w:r>
-        <w:rPr>
-          <w:rFonts w:ascii="Times New Roman" w:hAnsi="Times New Roman" w:cs="Times New Roman"/>
-        </w:rPr>
-        <w:t>4</w:t>
+        <w:t>–</w:t>
+      </w:r>
+      <w:r>
+        <w:rPr>
+          <w:rFonts w:ascii="Times New Roman" w:hAnsi="Times New Roman" w:cs="Times New Roman"/>
+        </w:rPr>
+        <w:t xml:space="preserve"> </w:t>
+      </w:r>
+      <w:r>
+        <w:rPr>
+          <w:rFonts w:ascii="Times New Roman" w:hAnsi="Times New Roman" w:cs="Times New Roman"/>
+        </w:rPr>
+        <w:t>Spring 2025</w:t>
       </w:r>
     </w:p>
     <w:p>
@@ -869,7 +914,7 @@
               </wp:inline>
             </w:drawing>
           </mc:Choice>
-          <mc:Fallback xmlns:w16sdtfl="http://schemas.microsoft.com/office/word/2024/wordml/sdtformatlock" xmlns:w16du="http://schemas.microsoft.com/office/word/2023/wordml/word16du" xmlns:oel="http://schemas.microsoft.com/office/2019/extlst">
+          <mc:Fallback>
             <w:pict>
               <v:line w14:anchorId="24B18E74" id="Straight Connector 1" o:spid="_x0000_s1026" alt="&quot;&quot;" style="visibility:visible;mso-wrap-style:square;mso-left-percent:-10001;mso-top-percent:-10001;mso-position-horizontal:absolute;mso-position-horizontal-relative:char;mso-position-vertical:absolute;mso-position-vertical-relative:line;mso-left-percent:-10001;mso-top-percent:-10001" from="0,0" to="468pt,0" o:gfxdata="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" strokecolor="black [3213]" strokeweight="1pt">
                 <v:stroke joinstyle="miter"/>
@@ -926,6 +971,27 @@
         </w:rPr>
         <w:t xml:space="preserve"> Website</w:t>
       </w:r>
+      <w:r>
+        <w:rPr>
+          <w:rFonts w:ascii="Times New Roman" w:hAnsi="Times New Roman" w:cs="Times New Roman"/>
+          <w:bCs/>
+          <w:sz w:val="22"/>
+          <w:szCs w:val="22"/>
+        </w:rPr>
+        <w:t xml:space="preserve">     </w:t>
+      </w:r>
+      <w:hyperlink r:id="rId8" w:history="1">
+        <w:r>
+          <w:rPr>
+            <w:rStyle w:val="Hyperlink"/>
+            <w:rFonts w:ascii="Times New Roman" w:hAnsi="Times New Roman" w:cs="Times New Roman"/>
+            <w:bCs/>
+            <w:sz w:val="22"/>
+            <w:szCs w:val="22"/>
+          </w:rPr>
+          <w:t>https://rashmikhadka-pixel.github.io/portfolio-project/</w:t>
+        </w:r>
+      </w:hyperlink>
     </w:p>
     <w:p>
       <w:pPr>
@@ -1303,7 +1369,7 @@
               </wp:inline>
             </w:drawing>
           </mc:Choice>
-          <mc:Fallback xmlns:w16sdtfl="http://schemas.microsoft.com/office/word/2024/wordml/sdtformatlock" xmlns:w16du="http://schemas.microsoft.com/office/word/2023/wordml/word16du" xmlns:oel="http://schemas.microsoft.com/office/2019/extlst">
+          <mc:Fallback>
             <w:pict>
               <v:line w14:anchorId="2025DB39" id="Straight Connector 1" o:spid="_x0000_s1026" alt="&quot;&quot;" style="visibility:visible;mso-wrap-style:square;mso-left-percent:-10001;mso-top-percent:-10001;mso-position-horizontal:absolute;mso-position-horizontal-relative:char;mso-position-vertical:absolute;mso-position-vertical-relative:line;mso-left-percent:-10001;mso-top-percent:-10001" from="0,0" to="468pt,0" o:gfxdata="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" strokecolor="black [3213]" strokeweight="1pt">
                 <v:stroke joinstyle="miter"/>
@@ -1542,7 +1608,7 @@
           <w:rFonts w:ascii="Times New Roman" w:hAnsi="Times New Roman" w:cs="Times New Roman"/>
           <w:bCs/>
         </w:rPr>
-        <w:t>-</w:t>
+        <w:t>–</w:t>
       </w:r>
       <w:r>
         <w:rPr>
@@ -1556,14 +1622,7 @@
           <w:rFonts w:ascii="Times New Roman" w:hAnsi="Times New Roman" w:cs="Times New Roman"/>
           <w:bCs/>
         </w:rPr>
-        <w:t>P</w:t>
-      </w:r>
-      <w:r>
-        <w:rPr>
-          <w:rFonts w:ascii="Times New Roman" w:hAnsi="Times New Roman" w:cs="Times New Roman"/>
-          <w:bCs/>
-        </w:rPr>
-        <w:t>resent</w:t>
+        <w:t>1/2025</w:t>
       </w:r>
     </w:p>
     <w:p>
@@ -1812,15 +1871,7 @@
         <w:t>Demonstrated reliability and strong communication skills by regularly reporting progress and issues to the supervisor</w:t>
       </w:r>
       <w:bookmarkEnd w:id="0"/>
-    </w:p>
-    <w:bookmarkEnd w:id="1"/>
-    <w:p>
-      <w:pPr>
-        <w:spacing w:line="240" w:lineRule="auto"/>
-        <w:rPr>
-          <w:rFonts w:ascii="Times New Roman" w:hAnsi="Times New Roman" w:cs="Times New Roman"/>
-        </w:rPr>
-      </w:pPr>
+      <w:bookmarkEnd w:id="1"/>
     </w:p>
     <w:sectPr>
       <w:pgSz w:w="12240" w:h="20160" w:code="5"/>
@@ -1839,7 +1890,7 @@
 </file>
 
 <file path=word/numbering.xml><?xml version="1.0" encoding="utf-8"?>
-<w:numbering xmlns:wpc="http://schemas.microsoft.com/office/word/2010/wordprocessingCanvas" xmlns:cx="http://schemas.microsoft.com/office/drawing/2014/chartex" xmlns:cx1="http://schemas.microsoft.com/office/drawing/2015/9/8/chartex" xmlns:cx2="http://schemas.microsoft.com/office/drawing/2015/10/21/chartex" xmlns:cx3="http://schemas.microsoft.com/office/drawing/2016/5/9/chartex" xmlns:cx4="http://schemas.microsoft.com/office/drawing/2016/5/10/chartex" xmlns:cx5="http://schemas.microsoft.com/office/drawing/2016/5/11/chartex" xmlns:cx6="http://schemas.microsoft.com/office/drawing/2016/5/12/chartex" xmlns:cx7="http://schemas.microsoft.com/office/drawing/2016/5/13/chartex" xmlns:cx8="http://schemas.microsoft.com/office/drawing/2016/5/14/chartex" xmlns:mc="http://schemas.openxmlformats.org/markup-compatibility/2006" xmlns:aink="http://schemas.microsoft.com/office/drawing/2016/ink" xmlns:am3d="http://schemas.microsoft.com/office/drawing/2017/model3d" xmlns:o="urn:schemas-microsoft-com:office:office" xmlns:r="http://schemas.openxmlformats.org/officeDocument/2006/relationships" xmlns:m="http://schemas.openxmlformats.org/officeDocument/2006/math" xmlns:v="urn:schemas-microsoft-com:vml" xmlns:wp14="http://schemas.microsoft.com/office/word/2010/wordprocessingDrawing" xmlns:wp="http://schemas.openxmlformats.org/drawingml/2006/wordprocessingDrawing" xmlns:w10="urn:schemas-microsoft-com:office:word" xmlns:w="http://schemas.openxmlformats.org/wordprocessingml/2006/main" xmlns:w14="http://schemas.microsoft.com/office/word/2010/wordml" xmlns:w15="http://schemas.microsoft.com/office/word/2012/wordml" xmlns:w16cex="http://schemas.microsoft.com/office/word/2018/wordml/cex" xmlns:w16cid="http://schemas.microsoft.com/office/word/2016/wordml/cid" xmlns:w16="http://schemas.microsoft.com/office/word/2018/wordml" xmlns:w16sdtdh="http://schemas.microsoft.com/office/word/2020/wordml/sdtdatahash" xmlns:w16se="http://schemas.microsoft.com/office/word/2015/wordml/symex" xmlns:wpg="http://schemas.microsoft.com/office/word/2010/wordprocessingGroup" xmlns:wpi="http://schemas.microsoft.com/office/word/2010/wordprocessingInk" xmlns:wne="http://schemas.microsoft.com/office/word/2006/wordml" xmlns:wps="http://schemas.microsoft.com/office/word/2010/wordprocessingShape" mc:Ignorable="w14 w15 w16se w16cid w16 w16cex w16sdtdh wp14">
+<w:numbering xmlns:wpc="http://schemas.microsoft.com/office/word/2010/wordprocessingCanvas" xmlns:cx="http://schemas.microsoft.com/office/drawing/2014/chartex" xmlns:cx1="http://schemas.microsoft.com/office/drawing/2015/9/8/chartex" xmlns:cx2="http://schemas.microsoft.com/office/drawing/2015/10/21/chartex" xmlns:cx3="http://schemas.microsoft.com/office/drawing/2016/5/9/chartex" xmlns:cx4="http://schemas.microsoft.com/office/drawing/2016/5/10/chartex" xmlns:cx5="http://schemas.microsoft.com/office/drawing/2016/5/11/chartex" xmlns:cx6="http://schemas.microsoft.com/office/drawing/2016/5/12/chartex" xmlns:cx7="http://schemas.microsoft.com/office/drawing/2016/5/13/chartex" xmlns:cx8="http://schemas.microsoft.com/office/drawing/2016/5/14/chartex" xmlns:mc="http://schemas.openxmlformats.org/markup-compatibility/2006" xmlns:aink="http://schemas.microsoft.com/office/drawing/2016/ink" xmlns:am3d="http://schemas.microsoft.com/office/drawing/2017/model3d" xmlns:o="urn:schemas-microsoft-com:office:office" xmlns:oel="http://schemas.microsoft.com/office/2019/extlst" xmlns:r="http://schemas.openxmlformats.org/officeDocument/2006/relationships" xmlns:m="http://schemas.openxmlformats.org/officeDocument/2006/math" xmlns:v="urn:schemas-microsoft-com:vml" xmlns:wp14="http://schemas.microsoft.com/office/word/2010/wordprocessingDrawing" xmlns:wp="http://schemas.openxmlformats.org/drawingml/2006/wordprocessingDrawing" xmlns:w10="urn:schemas-microsoft-com:office:word" xmlns:w="http://schemas.openxmlformats.org/wordprocessingml/2006/main" xmlns:w14="http://schemas.microsoft.com/office/word/2010/wordml" xmlns:w15="http://schemas.microsoft.com/office/word/2012/wordml" xmlns:w16cex="http://schemas.microsoft.com/office/word/2018/wordml/cex" xmlns:w16cid="http://schemas.microsoft.com/office/word/2016/wordml/cid" xmlns:w16="http://schemas.microsoft.com/office/word/2018/wordml" xmlns:w16du="http://schemas.microsoft.com/office/word/2023/wordml/word16du" xmlns:w16sdtdh="http://schemas.microsoft.com/office/word/2020/wordml/sdtdatahash" xmlns:w16sdtfl="http://schemas.microsoft.com/office/word/2024/wordml/sdtformatlock" xmlns:w16se="http://schemas.microsoft.com/office/word/2015/wordml/symex" xmlns:wpg="http://schemas.microsoft.com/office/word/2010/wordprocessingGroup" xmlns:wpi="http://schemas.microsoft.com/office/word/2010/wordprocessingInk" xmlns:wne="http://schemas.microsoft.com/office/word/2006/wordml" xmlns:wps="http://schemas.microsoft.com/office/word/2010/wordprocessingShape" mc:Ignorable="w14 w15 w16se w16cid w16 w16cex w16sdtdh w16sdtfl w16du wp14">
   <w:abstractNum w:abstractNumId="0" w15:restartNumberingAfterBreak="0">
     <w:nsid w:val="088E7326"/>
     <w:multiLevelType w:val="hybridMultilevel"/>
@@ -3384,53 +3435,53 @@
       </w:rPr>
     </w:lvl>
   </w:abstractNum>
-  <w:num w:numId="1">
+  <w:num w:numId="1" w16cid:durableId="235869241">
     <w:abstractNumId w:val="0"/>
   </w:num>
-  <w:num w:numId="2">
+  <w:num w:numId="2" w16cid:durableId="1111363462">
     <w:abstractNumId w:val="6"/>
   </w:num>
-  <w:num w:numId="3">
+  <w:num w:numId="3" w16cid:durableId="482428706">
     <w:abstractNumId w:val="4"/>
   </w:num>
-  <w:num w:numId="4">
+  <w:num w:numId="4" w16cid:durableId="1703094018">
     <w:abstractNumId w:val="1"/>
   </w:num>
-  <w:num w:numId="5">
+  <w:num w:numId="5" w16cid:durableId="843394322">
     <w:abstractNumId w:val="3"/>
   </w:num>
-  <w:num w:numId="6">
+  <w:num w:numId="6" w16cid:durableId="1894848376">
     <w:abstractNumId w:val="13"/>
   </w:num>
-  <w:num w:numId="7">
+  <w:num w:numId="7" w16cid:durableId="2133669283">
     <w:abstractNumId w:val="10"/>
   </w:num>
-  <w:num w:numId="8">
+  <w:num w:numId="8" w16cid:durableId="843278228">
     <w:abstractNumId w:val="8"/>
   </w:num>
-  <w:num w:numId="9">
+  <w:num w:numId="9" w16cid:durableId="1131559174">
     <w:abstractNumId w:val="2"/>
   </w:num>
-  <w:num w:numId="10">
+  <w:num w:numId="10" w16cid:durableId="1584408770">
     <w:abstractNumId w:val="12"/>
   </w:num>
-  <w:num w:numId="11">
+  <w:num w:numId="11" w16cid:durableId="1479692329">
     <w:abstractNumId w:val="5"/>
   </w:num>
-  <w:num w:numId="12">
+  <w:num w:numId="12" w16cid:durableId="1661348775">
     <w:abstractNumId w:val="9"/>
   </w:num>
-  <w:num w:numId="13">
+  <w:num w:numId="13" w16cid:durableId="2114474108">
     <w:abstractNumId w:val="7"/>
   </w:num>
-  <w:num w:numId="14">
+  <w:num w:numId="14" w16cid:durableId="2072271009">
     <w:abstractNumId w:val="11"/>
   </w:num>
 </w:numbering>
 </file>
 
 <file path=word/styles.xml><?xml version="1.0" encoding="utf-8"?>
-<w:styles xmlns:mc="http://schemas.openxmlformats.org/markup-compatibility/2006" xmlns:r="http://schemas.openxmlformats.org/officeDocument/2006/relationships" xmlns:w="http://schemas.openxmlformats.org/wordprocessingml/2006/main" xmlns:w14="http://schemas.microsoft.com/office/word/2010/wordml" xmlns:w15="http://schemas.microsoft.com/office/word/2012/wordml" xmlns:w16cex="http://schemas.microsoft.com/office/word/2018/wordml/cex" xmlns:w16cid="http://schemas.microsoft.com/office/word/2016/wordml/cid" xmlns:w16="http://schemas.microsoft.com/office/word/2018/wordml" xmlns:w16sdtdh="http://schemas.microsoft.com/office/word/2020/wordml/sdtdatahash" xmlns:w16se="http://schemas.microsoft.com/office/word/2015/wordml/symex" mc:Ignorable="w14 w15 w16se w16cid w16 w16cex w16sdtdh">
+<w:styles xmlns:mc="http://schemas.openxmlformats.org/markup-compatibility/2006" xmlns:r="http://schemas.openxmlformats.org/officeDocument/2006/relationships" xmlns:w="http://schemas.openxmlformats.org/wordprocessingml/2006/main" xmlns:w14="http://schemas.microsoft.com/office/word/2010/wordml" xmlns:w15="http://schemas.microsoft.com/office/word/2012/wordml" xmlns:w16cex="http://schemas.microsoft.com/office/word/2018/wordml/cex" xmlns:w16cid="http://schemas.microsoft.com/office/word/2016/wordml/cid" xmlns:w16="http://schemas.microsoft.com/office/word/2018/wordml" xmlns:w16du="http://schemas.microsoft.com/office/word/2023/wordml/word16du" xmlns:w16sdtdh="http://schemas.microsoft.com/office/word/2020/wordml/sdtdatahash" xmlns:w16sdtfl="http://schemas.microsoft.com/office/word/2024/wordml/sdtformatlock" xmlns:w16se="http://schemas.microsoft.com/office/word/2015/wordml/symex" mc:Ignorable="w14 w15 w16se w16cid w16 w16cex w16sdtdh w16sdtfl w16du">
   <w:docDefaults>
     <w:rPrDefault>
       <w:rPr>
